--- a/promt/promt-revision-paper-revision.docx
+++ b/promt/promt-revision-paper-revision.docx
@@ -70,23 +70,23 @@
       </w:r>
       <w:proofErr w:type="gramStart"/>
       <w:r>
+        <w:t>X ]</w:t>
+      </w:r>
+      <w:proofErr w:type="gramEnd"/>
+      <w:r>
+        <w:t xml:space="preserve"> Revisión sistemática con metaanálisis</w:t>
+      </w:r>
+    </w:p>
+    <w:p>
+      <w:r>
+        <w:t xml:space="preserve">    [</w:t>
+      </w:r>
+      <w:proofErr w:type="gramStart"/>
+      <w:r>
         <w:t>X</w:t>
       </w:r>
       <w:r>
         <w:t xml:space="preserve"> ]</w:t>
-      </w:r>
-      <w:proofErr w:type="gramEnd"/>
-      <w:r>
-        <w:t xml:space="preserve"> Revisión sistemática con metaanálisis</w:t>
-      </w:r>
-    </w:p>
-    <w:p>
-      <w:r>
-        <w:t xml:space="preserve">    </w:t>
-      </w:r>
-      <w:proofErr w:type="gramStart"/>
-      <w:r>
-        <w:t>[ ]</w:t>
       </w:r>
       <w:proofErr w:type="gramEnd"/>
       <w:r>
